--- a/polina/2026/2026-05-11_21-30_Present_simple_past_simple.docx
+++ b/polina/2026/2026-05-11_21-30_Present_simple_past_simple.docx
@@ -560,175 +560,181 @@
               </w:rPr>
               <w:t>.</w:t>
             </w:r>
+          </w:p>
+        </w:tc>
+        <w:tc>
+          <w:tcPr>
+            <w:tcW w:w="5508" w:type="dxa"/>
+          </w:tcPr>
+          <w:p>
+            <w:pPr>
+              <w:rPr>
+                <w:sz w:val="28"/>
+                <w:szCs w:val="28"/>
+                <w:lang w:val="ru-RU"/>
+              </w:rPr>
+            </w:pPr>
+            <w:r>
+              <w:rPr>
+                <w:sz w:val="28"/>
+                <w:szCs w:val="28"/>
+              </w:rPr>
+              <w:t xml:space="preserve">The story – </w:t>
+            </w:r>
+            <w:r>
+              <w:rPr>
+                <w:sz w:val="28"/>
+                <w:szCs w:val="28"/>
+                <w:lang w:val="ru-RU"/>
+              </w:rPr>
+              <w:t>История.</w:t>
+            </w:r>
+          </w:p>
+        </w:tc>
+      </w:tr>
+      <w:tr>
+        <w:tc>
+          <w:tcPr>
+            <w:tcW w:w="5508" w:type="dxa"/>
+          </w:tcPr>
+          <w:p>
+            <w:pPr>
+              <w:rPr>
+                <w:sz w:val="28"/>
+                <w:szCs w:val="28"/>
+                <w:lang w:val="ru-RU"/>
+              </w:rPr>
+            </w:pPr>
+            <w:r>
+              <w:rPr>
+                <w:sz w:val="28"/>
+                <w:szCs w:val="28"/>
+                <w:lang w:val="ru-RU"/>
+              </w:rPr>
+              <w:t>Имеет ли она куклу?</w:t>
+            </w:r>
+          </w:p>
+        </w:tc>
+        <w:tc>
+          <w:tcPr>
+            <w:tcW w:w="5508" w:type="dxa"/>
+          </w:tcPr>
+          <w:p>
+            <w:pPr>
+              <w:rPr>
+                <w:sz w:val="28"/>
+                <w:szCs w:val="28"/>
+                <w:lang w:val="ru-RU"/>
+              </w:rPr>
+            </w:pPr>
+          </w:p>
+        </w:tc>
+      </w:tr>
+      <w:tr>
+        <w:tc>
+          <w:tcPr>
+            <w:tcW w:w="5508" w:type="dxa"/>
+          </w:tcPr>
+          <w:p>
+            <w:pPr>
+              <w:rPr>
+                <w:sz w:val="28"/>
+                <w:szCs w:val="28"/>
+                <w:lang w:val="ru-RU"/>
+              </w:rPr>
+            </w:pPr>
+            <w:r>
+              <w:rPr>
+                <w:sz w:val="28"/>
+                <w:szCs w:val="28"/>
+                <w:lang w:val="ru-RU"/>
+              </w:rPr>
+              <w:t>Они почистили комнату.</w:t>
+            </w:r>
+          </w:p>
+        </w:tc>
+        <w:tc>
+          <w:tcPr>
+            <w:tcW w:w="5508" w:type="dxa"/>
+          </w:tcPr>
+          <w:p>
+            <w:pPr>
+              <w:rPr>
+                <w:sz w:val="28"/>
+                <w:szCs w:val="28"/>
+                <w:lang w:val="ru-RU"/>
+              </w:rPr>
+            </w:pPr>
+          </w:p>
+        </w:tc>
+      </w:tr>
+      <w:tr>
+        <w:tc>
+          <w:tcPr>
+            <w:tcW w:w="5508" w:type="dxa"/>
+          </w:tcPr>
+          <w:p>
+            <w:pPr>
+              <w:rPr>
+                <w:sz w:val="28"/>
+                <w:szCs w:val="28"/>
+                <w:lang w:val="ru-RU"/>
+              </w:rPr>
+            </w:pPr>
+            <w:r>
+              <w:rPr>
+                <w:sz w:val="28"/>
+                <w:szCs w:val="28"/>
+                <w:lang w:val="ru-RU"/>
+              </w:rPr>
+              <w:t>Она не закрывает окно обычно.</w:t>
+            </w:r>
+          </w:p>
+        </w:tc>
+        <w:tc>
+          <w:tcPr>
+            <w:tcW w:w="5508" w:type="dxa"/>
+          </w:tcPr>
+          <w:p>
+            <w:pPr>
+              <w:rPr>
+                <w:sz w:val="28"/>
+                <w:szCs w:val="28"/>
+                <w:lang w:val="ru-RU"/>
+              </w:rPr>
+            </w:pPr>
+          </w:p>
+        </w:tc>
+      </w:tr>
+      <w:tr>
+        <w:tc>
+          <w:tcPr>
+            <w:tcW w:w="5508" w:type="dxa"/>
+          </w:tcPr>
+          <w:p>
+            <w:pPr>
+              <w:rPr>
+                <w:sz w:val="28"/>
+                <w:szCs w:val="28"/>
+              </w:rPr>
+            </w:pPr>
+            <w:r>
+              <w:rPr>
+                <w:sz w:val="28"/>
+                <w:szCs w:val="28"/>
+                <w:lang w:val="ru-RU"/>
+              </w:rPr>
+              <w:t>Помог ли папа маме вчера</w:t>
+            </w:r>
+            <w:r>
+              <w:rPr>
+                <w:sz w:val="28"/>
+                <w:szCs w:val="28"/>
+              </w:rPr>
+              <w:t>?</w:t>
+            </w:r>
             <w:bookmarkStart w:id="0" w:name="_GoBack"/>
             <w:bookmarkEnd w:id="0"/>
-          </w:p>
-        </w:tc>
-        <w:tc>
-          <w:tcPr>
-            <w:tcW w:w="5508" w:type="dxa"/>
-          </w:tcPr>
-          <w:p>
-            <w:pPr>
-              <w:rPr>
-                <w:sz w:val="28"/>
-                <w:szCs w:val="28"/>
-                <w:lang w:val="ru-RU"/>
-              </w:rPr>
-            </w:pPr>
-            <w:r>
-              <w:rPr>
-                <w:sz w:val="28"/>
-                <w:szCs w:val="28"/>
-              </w:rPr>
-              <w:t xml:space="preserve">The story – </w:t>
-            </w:r>
-            <w:r>
-              <w:rPr>
-                <w:sz w:val="28"/>
-                <w:szCs w:val="28"/>
-                <w:lang w:val="ru-RU"/>
-              </w:rPr>
-              <w:t>История.</w:t>
-            </w:r>
-          </w:p>
-        </w:tc>
-      </w:tr>
-      <w:tr>
-        <w:tc>
-          <w:tcPr>
-            <w:tcW w:w="5508" w:type="dxa"/>
-          </w:tcPr>
-          <w:p>
-            <w:pPr>
-              <w:rPr>
-                <w:sz w:val="28"/>
-                <w:szCs w:val="28"/>
-                <w:lang w:val="ru-RU"/>
-              </w:rPr>
-            </w:pPr>
-            <w:r>
-              <w:rPr>
-                <w:sz w:val="28"/>
-                <w:szCs w:val="28"/>
-                <w:lang w:val="ru-RU"/>
-              </w:rPr>
-              <w:t>Имеет ли она куклу?</w:t>
-            </w:r>
-          </w:p>
-        </w:tc>
-        <w:tc>
-          <w:tcPr>
-            <w:tcW w:w="5508" w:type="dxa"/>
-          </w:tcPr>
-          <w:p>
-            <w:pPr>
-              <w:rPr>
-                <w:sz w:val="28"/>
-                <w:szCs w:val="28"/>
-                <w:lang w:val="ru-RU"/>
-              </w:rPr>
-            </w:pPr>
-          </w:p>
-        </w:tc>
-      </w:tr>
-      <w:tr>
-        <w:tc>
-          <w:tcPr>
-            <w:tcW w:w="5508" w:type="dxa"/>
-          </w:tcPr>
-          <w:p>
-            <w:pPr>
-              <w:rPr>
-                <w:sz w:val="28"/>
-                <w:szCs w:val="28"/>
-                <w:lang w:val="ru-RU"/>
-              </w:rPr>
-            </w:pPr>
-            <w:r>
-              <w:rPr>
-                <w:sz w:val="28"/>
-                <w:szCs w:val="28"/>
-                <w:lang w:val="ru-RU"/>
-              </w:rPr>
-              <w:t>Они почистили комнату.</w:t>
-            </w:r>
-          </w:p>
-        </w:tc>
-        <w:tc>
-          <w:tcPr>
-            <w:tcW w:w="5508" w:type="dxa"/>
-          </w:tcPr>
-          <w:p>
-            <w:pPr>
-              <w:rPr>
-                <w:sz w:val="28"/>
-                <w:szCs w:val="28"/>
-                <w:lang w:val="ru-RU"/>
-              </w:rPr>
-            </w:pPr>
-          </w:p>
-        </w:tc>
-      </w:tr>
-      <w:tr>
-        <w:tc>
-          <w:tcPr>
-            <w:tcW w:w="5508" w:type="dxa"/>
-          </w:tcPr>
-          <w:p>
-            <w:pPr>
-              <w:rPr>
-                <w:sz w:val="28"/>
-                <w:szCs w:val="28"/>
-                <w:lang w:val="ru-RU"/>
-              </w:rPr>
-            </w:pPr>
-            <w:r>
-              <w:rPr>
-                <w:sz w:val="28"/>
-                <w:szCs w:val="28"/>
-                <w:lang w:val="ru-RU"/>
-              </w:rPr>
-              <w:t>Она не закрывает окно обычно.</w:t>
-            </w:r>
-          </w:p>
-        </w:tc>
-        <w:tc>
-          <w:tcPr>
-            <w:tcW w:w="5508" w:type="dxa"/>
-          </w:tcPr>
-          <w:p>
-            <w:pPr>
-              <w:rPr>
-                <w:sz w:val="28"/>
-                <w:szCs w:val="28"/>
-                <w:lang w:val="ru-RU"/>
-              </w:rPr>
-            </w:pPr>
-          </w:p>
-        </w:tc>
-      </w:tr>
-      <w:tr>
-        <w:tc>
-          <w:tcPr>
-            <w:tcW w:w="5508" w:type="dxa"/>
-          </w:tcPr>
-          <w:p>
-            <w:pPr>
-              <w:rPr>
-                <w:sz w:val="28"/>
-                <w:szCs w:val="28"/>
-                <w:lang w:val="ru-RU"/>
-              </w:rPr>
-            </w:pPr>
-            <w:r>
-              <w:rPr>
-                <w:sz w:val="28"/>
-                <w:szCs w:val="28"/>
-                <w:lang w:val="ru-RU"/>
-              </w:rPr>
-              <w:t>Помог ли папа маме вчера.</w:t>
-            </w:r>
           </w:p>
         </w:tc>
         <w:tc>

--- a/polina/2026/2026-05-11_21-30_Present_simple_past_simple.docx
+++ b/polina/2026/2026-05-11_21-30_Present_simple_past_simple.docx
@@ -332,6 +332,35 @@
                 <w:lang w:val="ru-RU"/>
               </w:rPr>
             </w:pPr>
+            <w:r>
+              <w:rPr>
+                <w:sz w:val="28"/>
+                <w:szCs w:val="28"/>
+              </w:rPr>
+              <w:t xml:space="preserve">To clean </w:t>
+            </w:r>
+            <w:r>
+              <w:rPr>
+                <w:sz w:val="28"/>
+                <w:szCs w:val="28"/>
+              </w:rPr>
+              <w:t>–</w:t>
+            </w:r>
+            <w:r>
+              <w:rPr>
+                <w:sz w:val="28"/>
+                <w:szCs w:val="28"/>
+              </w:rPr>
+              <w:t xml:space="preserve"> </w:t>
+            </w:r>
+            <w:r>
+              <w:rPr>
+                <w:sz w:val="28"/>
+                <w:szCs w:val="28"/>
+                <w:lang w:val="ru-RU"/>
+              </w:rPr>
+              <w:t>чистить</w:t>
+            </w:r>
           </w:p>
         </w:tc>
       </w:tr>
@@ -492,6 +521,35 @@
                 <w:lang w:val="ru-RU"/>
               </w:rPr>
             </w:pPr>
+            <w:r>
+              <w:rPr>
+                <w:sz w:val="28"/>
+                <w:szCs w:val="28"/>
+              </w:rPr>
+              <w:t xml:space="preserve">To visit </w:t>
+            </w:r>
+            <w:r>
+              <w:rPr>
+                <w:sz w:val="28"/>
+                <w:szCs w:val="28"/>
+              </w:rPr>
+              <w:t>–</w:t>
+            </w:r>
+            <w:r>
+              <w:rPr>
+                <w:sz w:val="28"/>
+                <w:szCs w:val="28"/>
+              </w:rPr>
+              <w:t xml:space="preserve"> </w:t>
+            </w:r>
+            <w:r>
+              <w:rPr>
+                <w:sz w:val="28"/>
+                <w:szCs w:val="28"/>
+                <w:lang w:val="ru-RU"/>
+              </w:rPr>
+              <w:t>посещать.</w:t>
+            </w:r>
           </w:p>
         </w:tc>
       </w:tr>
@@ -579,164 +637,209 @@
                 <w:sz w:val="28"/>
                 <w:szCs w:val="28"/>
               </w:rPr>
-              <w:t xml:space="preserve">The story – </w:t>
-            </w:r>
-            <w:r>
-              <w:rPr>
-                <w:sz w:val="28"/>
-                <w:szCs w:val="28"/>
-                <w:lang w:val="ru-RU"/>
-              </w:rPr>
-              <w:t>История.</w:t>
-            </w:r>
-          </w:p>
-        </w:tc>
-      </w:tr>
-      <w:tr>
-        <w:tc>
-          <w:tcPr>
-            <w:tcW w:w="5508" w:type="dxa"/>
-          </w:tcPr>
-          <w:p>
-            <w:pPr>
-              <w:rPr>
-                <w:sz w:val="28"/>
-                <w:szCs w:val="28"/>
-                <w:lang w:val="ru-RU"/>
-              </w:rPr>
-            </w:pPr>
-            <w:r>
-              <w:rPr>
-                <w:sz w:val="28"/>
-                <w:szCs w:val="28"/>
-                <w:lang w:val="ru-RU"/>
-              </w:rPr>
-              <w:t>Имеет ли она куклу?</w:t>
-            </w:r>
-          </w:p>
-        </w:tc>
-        <w:tc>
-          <w:tcPr>
-            <w:tcW w:w="5508" w:type="dxa"/>
-          </w:tcPr>
-          <w:p>
-            <w:pPr>
-              <w:rPr>
-                <w:sz w:val="28"/>
-                <w:szCs w:val="28"/>
-                <w:lang w:val="ru-RU"/>
-              </w:rPr>
-            </w:pPr>
-          </w:p>
-        </w:tc>
-      </w:tr>
-      <w:tr>
-        <w:tc>
-          <w:tcPr>
-            <w:tcW w:w="5508" w:type="dxa"/>
-          </w:tcPr>
-          <w:p>
-            <w:pPr>
-              <w:rPr>
-                <w:sz w:val="28"/>
-                <w:szCs w:val="28"/>
-                <w:lang w:val="ru-RU"/>
-              </w:rPr>
-            </w:pPr>
-            <w:r>
-              <w:rPr>
-                <w:sz w:val="28"/>
-                <w:szCs w:val="28"/>
-                <w:lang w:val="ru-RU"/>
-              </w:rPr>
-              <w:t>Они почистили комнату.</w:t>
-            </w:r>
-          </w:p>
-        </w:tc>
-        <w:tc>
-          <w:tcPr>
-            <w:tcW w:w="5508" w:type="dxa"/>
-          </w:tcPr>
-          <w:p>
-            <w:pPr>
-              <w:rPr>
-                <w:sz w:val="28"/>
-                <w:szCs w:val="28"/>
-                <w:lang w:val="ru-RU"/>
-              </w:rPr>
-            </w:pPr>
-          </w:p>
-        </w:tc>
-      </w:tr>
-      <w:tr>
-        <w:tc>
-          <w:tcPr>
-            <w:tcW w:w="5508" w:type="dxa"/>
-          </w:tcPr>
-          <w:p>
-            <w:pPr>
-              <w:rPr>
-                <w:sz w:val="28"/>
-                <w:szCs w:val="28"/>
-                <w:lang w:val="ru-RU"/>
-              </w:rPr>
-            </w:pPr>
-            <w:r>
-              <w:rPr>
-                <w:sz w:val="28"/>
-                <w:szCs w:val="28"/>
-                <w:lang w:val="ru-RU"/>
-              </w:rPr>
-              <w:t>Она не закрывает окно обычно.</w:t>
-            </w:r>
-          </w:p>
-        </w:tc>
-        <w:tc>
-          <w:tcPr>
-            <w:tcW w:w="5508" w:type="dxa"/>
-          </w:tcPr>
-          <w:p>
-            <w:pPr>
-              <w:rPr>
-                <w:sz w:val="28"/>
-                <w:szCs w:val="28"/>
-                <w:lang w:val="ru-RU"/>
-              </w:rPr>
-            </w:pPr>
-          </w:p>
-        </w:tc>
-      </w:tr>
-      <w:tr>
-        <w:tc>
-          <w:tcPr>
-            <w:tcW w:w="5508" w:type="dxa"/>
-          </w:tcPr>
-          <w:p>
-            <w:pPr>
-              <w:rPr>
-                <w:sz w:val="28"/>
-                <w:szCs w:val="28"/>
-              </w:rPr>
-            </w:pPr>
-            <w:r>
-              <w:rPr>
-                <w:sz w:val="28"/>
-                <w:szCs w:val="28"/>
-                <w:lang w:val="ru-RU"/>
-              </w:rPr>
-              <w:t>Помог ли папа маме вчера</w:t>
-            </w:r>
-            <w:r>
-              <w:rPr>
-                <w:sz w:val="28"/>
-                <w:szCs w:val="28"/>
-              </w:rPr>
-              <w:t>?</w:t>
+              <w:t xml:space="preserve">The story </w:t>
+            </w:r>
+            <w:r>
+              <w:rPr>
+                <w:sz w:val="28"/>
+                <w:szCs w:val="28"/>
+              </w:rPr>
+              <w:t>–</w:t>
+            </w:r>
+            <w:r>
+              <w:rPr>
+                <w:sz w:val="28"/>
+                <w:szCs w:val="28"/>
+              </w:rPr>
+              <w:t xml:space="preserve"> </w:t>
+            </w:r>
+            <w:r>
+              <w:rPr>
+                <w:sz w:val="28"/>
+                <w:szCs w:val="28"/>
+                <w:lang w:val="ru-RU"/>
+              </w:rPr>
+              <w:t>История</w:t>
+            </w:r>
+            <w:r>
+              <w:rPr>
+                <w:sz w:val="28"/>
+                <w:szCs w:val="28"/>
+              </w:rPr>
+              <w:t>.</w:t>
+            </w:r>
+            <w:r>
+              <w:rPr>
+                <w:sz w:val="28"/>
+                <w:szCs w:val="28"/>
+              </w:rPr>
+              <w:t xml:space="preserve"> </w:t>
+            </w:r>
+            <w:r>
+              <w:rPr>
+                <w:sz w:val="28"/>
+                <w:szCs w:val="28"/>
+              </w:rPr>
+              <w:t xml:space="preserve">To tell – </w:t>
+            </w:r>
+            <w:r>
+              <w:rPr>
+                <w:sz w:val="28"/>
+                <w:szCs w:val="28"/>
+                <w:lang w:val="ru-RU"/>
+              </w:rPr>
+              <w:t>рассказывать.</w:t>
             </w:r>
             <w:bookmarkStart w:id="0" w:name="_GoBack"/>
             <w:bookmarkEnd w:id="0"/>
           </w:p>
         </w:tc>
+      </w:tr>
+      <w:tr>
+        <w:tc>
+          <w:tcPr>
+            <w:tcW w:w="5508" w:type="dxa"/>
+          </w:tcPr>
+          <w:p>
+            <w:pPr>
+              <w:rPr>
+                <w:sz w:val="28"/>
+                <w:szCs w:val="28"/>
+                <w:lang w:val="ru-RU"/>
+              </w:rPr>
+            </w:pPr>
+            <w:r>
+              <w:rPr>
+                <w:sz w:val="28"/>
+                <w:szCs w:val="28"/>
+                <w:lang w:val="ru-RU"/>
+              </w:rPr>
+              <w:t>Имеет ли она куклу?</w:t>
+            </w:r>
+          </w:p>
+        </w:tc>
+        <w:tc>
+          <w:tcPr>
+            <w:tcW w:w="5508" w:type="dxa"/>
+          </w:tcPr>
+          <w:p>
+            <w:pPr>
+              <w:rPr>
+                <w:sz w:val="28"/>
+                <w:szCs w:val="28"/>
+                <w:lang w:val="ru-RU"/>
+              </w:rPr>
+            </w:pPr>
+          </w:p>
+        </w:tc>
+      </w:tr>
+      <w:tr>
+        <w:tc>
+          <w:tcPr>
+            <w:tcW w:w="5508" w:type="dxa"/>
+          </w:tcPr>
+          <w:p>
+            <w:pPr>
+              <w:rPr>
+                <w:sz w:val="28"/>
+                <w:szCs w:val="28"/>
+                <w:lang w:val="ru-RU"/>
+              </w:rPr>
+            </w:pPr>
+            <w:r>
+              <w:rPr>
+                <w:sz w:val="28"/>
+                <w:szCs w:val="28"/>
+                <w:lang w:val="ru-RU"/>
+              </w:rPr>
+              <w:t>Они почистили комнату.</w:t>
+            </w:r>
+          </w:p>
+        </w:tc>
+        <w:tc>
+          <w:tcPr>
+            <w:tcW w:w="5508" w:type="dxa"/>
+          </w:tcPr>
+          <w:p>
+            <w:pPr>
+              <w:rPr>
+                <w:sz w:val="28"/>
+                <w:szCs w:val="28"/>
+                <w:lang w:val="ru-RU"/>
+              </w:rPr>
+            </w:pPr>
+          </w:p>
+        </w:tc>
+      </w:tr>
+      <w:tr>
+        <w:tc>
+          <w:tcPr>
+            <w:tcW w:w="5508" w:type="dxa"/>
+          </w:tcPr>
+          <w:p>
+            <w:pPr>
+              <w:rPr>
+                <w:sz w:val="28"/>
+                <w:szCs w:val="28"/>
+                <w:lang w:val="ru-RU"/>
+              </w:rPr>
+            </w:pPr>
+            <w:r>
+              <w:rPr>
+                <w:sz w:val="28"/>
+                <w:szCs w:val="28"/>
+                <w:lang w:val="ru-RU"/>
+              </w:rPr>
+              <w:t>Она не закрывает окно обычно.</w:t>
+            </w:r>
+          </w:p>
+        </w:tc>
+        <w:tc>
+          <w:tcPr>
+            <w:tcW w:w="5508" w:type="dxa"/>
+          </w:tcPr>
+          <w:p>
+            <w:pPr>
+              <w:rPr>
+                <w:sz w:val="28"/>
+                <w:szCs w:val="28"/>
+                <w:lang w:val="ru-RU"/>
+              </w:rPr>
+            </w:pPr>
+          </w:p>
+        </w:tc>
+      </w:tr>
+      <w:tr>
+        <w:tc>
+          <w:tcPr>
+            <w:tcW w:w="5508" w:type="dxa"/>
+          </w:tcPr>
+          <w:p>
+            <w:pPr>
+              <w:rPr>
+                <w:sz w:val="28"/>
+                <w:szCs w:val="28"/>
+                <w:lang w:val="ru-RU"/>
+              </w:rPr>
+            </w:pPr>
+            <w:r>
+              <w:rPr>
+                <w:sz w:val="28"/>
+                <w:szCs w:val="28"/>
+                <w:lang w:val="ru-RU"/>
+              </w:rPr>
+              <w:t>Помог ли папа маме вчера</w:t>
+            </w:r>
+            <w:r>
+              <w:rPr>
+                <w:sz w:val="28"/>
+                <w:szCs w:val="28"/>
+                <w:lang w:val="ru-RU"/>
+              </w:rPr>
+              <w:t>?</w:t>
+            </w:r>
+          </w:p>
+        </w:tc>
         <w:tc>
           <w:tcPr>
             <w:tcW w:w="5508" w:type="dxa"/>
@@ -809,7 +912,23 @@
                 <w:szCs w:val="28"/>
                 <w:lang w:val="ru-RU"/>
               </w:rPr>
-              <w:t>Мама не прочитала книгу вчера.</w:t>
+              <w:t xml:space="preserve">Мама не </w:t>
+            </w:r>
+            <w:r>
+              <w:rPr>
+                <w:sz w:val="28"/>
+                <w:szCs w:val="28"/>
+                <w:lang w:val="ru-RU"/>
+              </w:rPr>
+              <w:t>почистила комнату</w:t>
+            </w:r>
+            <w:r>
+              <w:rPr>
+                <w:sz w:val="28"/>
+                <w:szCs w:val="28"/>
+                <w:lang w:val="ru-RU"/>
+              </w:rPr>
+              <w:t xml:space="preserve"> вчера.</w:t>
             </w:r>
           </w:p>
         </w:tc>
@@ -930,7 +1049,6 @@
               <w:rPr>
                 <w:sz w:val="28"/>
                 <w:szCs w:val="28"/>
-                <w:lang w:val="ru-RU"/>
               </w:rPr>
             </w:pPr>
             <w:r>
@@ -941,6 +1059,13 @@
               </w:rPr>
               <w:t>Я не рассказываю истории</w:t>
             </w:r>
+            <w:r>
+              <w:rPr>
+                <w:sz w:val="28"/>
+                <w:szCs w:val="28"/>
+              </w:rPr>
+              <w:t>.</w:t>
+            </w:r>
           </w:p>
         </w:tc>
         <w:tc>
@@ -1204,7 +1329,23 @@
                 <w:szCs w:val="28"/>
                 <w:lang w:val="ru-RU"/>
               </w:rPr>
-              <w:t>Я не читаю книгу.</w:t>
+              <w:t>Я не чи</w:t>
+            </w:r>
+            <w:r>
+              <w:rPr>
+                <w:sz w:val="28"/>
+                <w:szCs w:val="28"/>
+                <w:lang w:val="ru-RU"/>
+              </w:rPr>
+              <w:t>щу комнату</w:t>
+            </w:r>
+            <w:r>
+              <w:rPr>
+                <w:sz w:val="28"/>
+                <w:szCs w:val="28"/>
+                <w:lang w:val="ru-RU"/>
+              </w:rPr>
+              <w:t>.</w:t>
             </w:r>
           </w:p>
         </w:tc>
@@ -1263,7 +1404,14 @@
                 <w:sz w:val="28"/>
                 <w:szCs w:val="28"/>
               </w:rPr>
-              <w:t>Theatre</w:t>
+              <w:t>The t</w:t>
+            </w:r>
+            <w:r>
+              <w:rPr>
+                <w:sz w:val="28"/>
+                <w:szCs w:val="28"/>
+              </w:rPr>
+              <w:t>heatre</w:t>
             </w:r>
             <w:r>
               <w:rPr>
